--- a/avior_hadad_cv_final.docx
+++ b/avior_hadad_cv_final.docx
@@ -4,7 +4,7 @@
   <w:body>
     <w:tbl>
       <w:tblPr>
-        <w:tblW w:type="dxa" w:w="9020"/>
+        <w:tblW w:type="dxa" w:w="9560"/>
         <w:tblBorders>
           <w:top w:val="single" w:color="auto" w:sz="4"/>
           <w:left w:val="single" w:color="auto" w:sz="4"/>
@@ -15,8 +15,8 @@
         </w:tblBorders>
       </w:tblPr>
       <w:tblGrid>
-        <w:gridCol w:w="7720"/>
-        <w:gridCol w:w="1300"/>
+        <w:gridCol w:w="8320"/>
+        <w:gridCol w:w="1240"/>
       </w:tblGrid>
       <w:tr>
         <w:tc>
@@ -29,15 +29,15 @@
             </w:tcBorders>
             <w:shd w:fill="1B3A5C" w:val="clear"/>
             <w:tcMar>
-              <w:top w:type="dxa" w:w="220"/>
-              <w:left w:type="dxa" w:w="360"/>
+              <w:top w:type="dxa" w:w="260"/>
+              <w:left w:type="dxa" w:w="380"/>
               <w:bottom w:type="dxa" w:w="200"/>
               <w:right w:type="dxa" w:w="160"/>
             </w:tcMar>
           </w:tcPr>
           <w:p>
             <w:pPr>
-              <w:spacing w:after="0" w:before="0" w:line="220"/>
+              <w:spacing w:after="0" w:before="0" w:line="260"/>
               <w:jc w:val="left"/>
             </w:pPr>
             <w:r>
@@ -48,15 +48,15 @@
                 <w:i w:val="false"/>
                 <w:iCs w:val="false"/>
                 <w:color w:val="FFFFFF"/>
-                <w:sz w:val="44"/>
-                <w:szCs w:val="44"/>
+                <w:sz w:val="46"/>
+                <w:szCs w:val="46"/>
               </w:rPr>
               <w:t xml:space="preserve">AVIOR HADAD</w:t>
             </w:r>
           </w:p>
           <w:p>
             <w:pPr>
-              <w:spacing w:after="0" w:before="0" w:line="80"/>
+              <w:spacing w:after="0" w:before="0" w:line="120"/>
             </w:pPr>
             <w:r>
               <w:t xml:space="preserve"/>
@@ -64,7 +64,7 @@
           </w:p>
           <w:p>
             <w:pPr>
-              <w:spacing w:after="0" w:before="0" w:line="220"/>
+              <w:spacing w:after="0" w:before="0" w:line="260"/>
               <w:jc w:val="left"/>
             </w:pPr>
             <w:r>
@@ -75,15 +75,15 @@
                 <w:i w:val="false"/>
                 <w:iCs w:val="false"/>
                 <w:color w:val="BDD5EA"/>
-                <w:sz w:val="18"/>
-                <w:szCs w:val="18"/>
-              </w:rPr>
-              <w:t xml:space="preserve">QA Engineer  ·  10+ Years  ·  AI-Augmented Testing Mindset</w:t>
-            </w:r>
-          </w:p>
-          <w:p>
-            <w:pPr>
-              <w:spacing w:after="0" w:before="0" w:line="120"/>
+                <w:sz w:val="20"/>
+                <w:szCs w:val="20"/>
+              </w:rPr>
+              <w:t xml:space="preserve">QA Engineer  ·  10+ Years Experience</w:t>
+            </w:r>
+          </w:p>
+          <w:p>
+            <w:pPr>
+              <w:spacing w:after="0" w:before="0" w:line="160"/>
             </w:pPr>
             <w:r>
               <w:t xml:space="preserve"/>
@@ -91,7 +91,7 @@
           </w:p>
           <w:p>
             <w:pPr>
-              <w:spacing w:after="0" w:before="0" w:line="220"/>
+              <w:spacing w:after="0" w:before="0" w:line="260"/>
               <w:jc w:val="left"/>
             </w:pPr>
             <w:r>
@@ -102,8 +102,8 @@
                 <w:i w:val="false"/>
                 <w:iCs w:val="false"/>
                 <w:color w:val="D0E6F5"/>
-                <w:sz w:val="15"/>
-                <w:szCs w:val="15"/>
+                <w:sz w:val="16"/>
+                <w:szCs w:val="16"/>
               </w:rPr>
               <w:t xml:space="preserve">✉ Aviorh@gmail.com</w:t>
             </w:r>
@@ -115,10 +115,10 @@
                 <w:i w:val="false"/>
                 <w:iCs w:val="false"/>
                 <w:color w:val="7A9FBF"/>
-                <w:sz w:val="15"/>
-                <w:szCs w:val="15"/>
-              </w:rPr>
-              <w:t xml:space="preserve">   |   </w:t>
+                <w:sz w:val="16"/>
+                <w:szCs w:val="16"/>
+              </w:rPr>
+              <w:t xml:space="preserve">  |  </w:t>
             </w:r>
             <w:r>
               <w:rPr>
@@ -128,8 +128,8 @@
                 <w:i w:val="false"/>
                 <w:iCs w:val="false"/>
                 <w:color w:val="D0E6F5"/>
-                <w:sz w:val="15"/>
-                <w:szCs w:val="15"/>
+                <w:sz w:val="16"/>
+                <w:szCs w:val="16"/>
               </w:rPr>
               <w:t xml:space="preserve">054-595-9059</w:t>
             </w:r>
@@ -141,10 +141,10 @@
                 <w:i w:val="false"/>
                 <w:iCs w:val="false"/>
                 <w:color w:val="7A9FBF"/>
-                <w:sz w:val="15"/>
-                <w:szCs w:val="15"/>
-              </w:rPr>
-              <w:t xml:space="preserve">   |   </w:t>
+                <w:sz w:val="16"/>
+                <w:szCs w:val="16"/>
+              </w:rPr>
+              <w:t xml:space="preserve">  |  </w:t>
             </w:r>
             <w:r>
               <w:rPr>
@@ -154,8 +154,8 @@
                 <w:i w:val="false"/>
                 <w:iCs w:val="false"/>
                 <w:color w:val="D0E6F5"/>
-                <w:sz w:val="15"/>
-                <w:szCs w:val="15"/>
+                <w:sz w:val="16"/>
+                <w:szCs w:val="16"/>
               </w:rPr>
               <w:t xml:space="preserve">LinkedIn: Avior Hadad</w:t>
             </w:r>
@@ -167,10 +167,10 @@
                 <w:i w:val="false"/>
                 <w:iCs w:val="false"/>
                 <w:color w:val="7A9FBF"/>
-                <w:sz w:val="15"/>
-                <w:szCs w:val="15"/>
-              </w:rPr>
-              <w:t xml:space="preserve">   |   </w:t>
+                <w:sz w:val="16"/>
+                <w:szCs w:val="16"/>
+              </w:rPr>
+              <w:t xml:space="preserve">  |  </w:t>
             </w:r>
             <w:r>
               <w:rPr>
@@ -180,8 +180,8 @@
                 <w:i w:val="false"/>
                 <w:iCs w:val="false"/>
                 <w:color w:val="D0E6F5"/>
-                <w:sz w:val="15"/>
-                <w:szCs w:val="15"/>
+                <w:sz w:val="16"/>
+                <w:szCs w:val="16"/>
               </w:rPr>
               <w:t xml:space="preserve">Jerusalem (Hybrid)</w:t>
             </w:r>
@@ -200,7 +200,7 @@
               <w:top w:type="dxa" w:w="160"/>
               <w:left w:type="dxa" w:w="60"/>
               <w:bottom w:type="dxa" w:w="160"/>
-              <w:right w:type="dxa" w:w="200"/>
+              <w:right w:type="dxa" w:w="160"/>
             </w:tcMar>
             <w:vAlign w:val="center"/>
           </w:tcPr>
@@ -211,7 +211,7 @@
             <w:r>
               <w:drawing>
                 <wp:inline distT="0" distB="0" distL="0" distR="0">
-                  <wp:extent cx="666750" cy="666750"/>
+                  <wp:extent cx="685800" cy="685800"/>
                   <wp:effectExtent t="0" r="0" b="0" l="0"/>
                   <wp:docPr id="1" name="" descr="" title=""/>
                   <wp:cNvGraphicFramePr>
@@ -236,7 +236,7 @@
                         <pic:spPr bwMode="auto">
                           <a:xfrm>
                             <a:off x="0" y="0"/>
-                            <a:ext cx="666750" cy="666750"/>
+                            <a:ext cx="685800" cy="685800"/>
                           </a:xfrm>
                           <a:prstGeom prst="rect">
                             <a:avLst/>
@@ -251,7 +251,7 @@
           </w:p>
           <w:p>
             <w:pPr>
-              <w:spacing w:after="0" w:before="0" w:line="220"/>
+              <w:spacing w:after="0" w:before="0" w:line="260"/>
               <w:jc w:val="right"/>
             </w:pPr>
             <w:r>
@@ -273,7 +273,7 @@
     </w:tbl>
     <w:p>
       <w:pPr>
-        <w:spacing w:after="0" w:before="0" w:line="40"/>
+        <w:spacing w:after="0" w:before="0" w:line="60"/>
       </w:pPr>
       <w:r>
         <w:t xml:space="preserve"/>
@@ -281,10 +281,18 @@
     </w:p>
     <w:p>
       <w:pPr>
+        <w:spacing w:after="0" w:before="0" w:line="60"/>
+      </w:pPr>
+      <w:r>
+        <w:t xml:space="preserve"/>
+      </w:r>
+    </w:p>
+    <w:p>
+      <w:pPr>
         <w:pBdr>
-          <w:bottom w:val="single" w:color="1B3A5C" w:sz="4" w:space="2"/>
+          <w:bottom w:val="single" w:color="1B3A5C" w:sz="6" w:space="3"/>
         </w:pBdr>
-        <w:spacing w:after="30" w:before="100" w:line="220"/>
+        <w:spacing w:after="50" w:before="160" w:line="260"/>
         <w:jc w:val="left"/>
       </w:pPr>
       <w:r>
@@ -295,10 +303,10 @@
           <w:i w:val="false"/>
           <w:iCs w:val="false"/>
           <w:color w:val="1B3A5C"/>
-          <w:sz w:val="18"/>
-          <w:szCs w:val="18"/>
-        </w:rPr>
-        <w:t xml:space="preserve">SUMMARY</w:t>
+          <w:sz w:val="19"/>
+          <w:szCs w:val="19"/>
+        </w:rPr>
+        <w:t xml:space="preserve">PROFESSIONAL SUMMARY</w:t>
       </w:r>
     </w:p>
     <w:p>
@@ -311,7 +319,7 @@
     </w:p>
     <w:p>
       <w:pPr>
-        <w:spacing w:after="0" w:before="0" w:line="252"/>
+        <w:spacing w:after="0" w:before="0" w:line="280"/>
         <w:jc w:val="left"/>
       </w:pPr>
       <w:r>
@@ -322,18 +330,78 @@
           <w:i w:val="false"/>
           <w:iCs w:val="false"/>
           <w:color w:val="2A2A2A"/>
-          <w:sz w:val="17"/>
-          <w:szCs w:val="17"/>
-        </w:rPr>
-        <w:t xml:space="preserve">QA Engineer with 10+ years across fintech, travel, and retail. Strong root-cause investigation, structured documentation, and developer collaboration. Operates inside a C#/.NET environment at the test level — reads and understands the codebase, not a developer. Beginner in code-based automation; experienced in running and analyzing automated suites. AI-augmented mindset ("vibe coding") — leverages Claude and NotebookLM to build internal QA tools, accelerate test design, and automate documentation.</w:t>
+          <w:sz w:val="18"/>
+          <w:szCs w:val="18"/>
+        </w:rPr>
+        <w:t xml:space="preserve">QA Engineer with 10+ years across fintech, travel, and retail. Hands-on with a wide range of testing tools and methodologies. Works in C#/.NET environments at the testing level. </w:t>
+      </w:r>
+      <w:r>
+        <w:rPr>
+          <w:rFonts w:ascii="Calibri" w:cs="Calibri" w:eastAsia="Calibri" w:hAnsi="Calibri"/>
+          <w:b/>
+          <w:bCs/>
+          <w:i w:val="false"/>
+          <w:iCs w:val="false"/>
+          <w:color w:val="2A2A2A"/>
+          <w:sz w:val="18"/>
+          <w:szCs w:val="18"/>
+        </w:rPr>
+        <w:t xml:space="preserve">Beginner-level automation developer</w:t>
+      </w:r>
+      <w:r>
+        <w:rPr>
+          <w:rFonts w:ascii="Calibri" w:cs="Calibri" w:eastAsia="Calibri" w:hAnsi="Calibri"/>
+          <w:b w:val="false"/>
+          <w:bCs w:val="false"/>
+          <w:i w:val="false"/>
+          <w:iCs w:val="false"/>
+          <w:color w:val="2A2A2A"/>
+          <w:sz w:val="18"/>
+          <w:szCs w:val="18"/>
+        </w:rPr>
+        <w:t xml:space="preserve">, vibe coder, and AI-oriented — leveraging AI tools to enhance testing processes and building QA helpers for fun. Believer in </w:t>
+      </w:r>
+      <w:r>
+        <w:rPr>
+          <w:rFonts w:ascii="Calibri" w:cs="Calibri" w:eastAsia="Calibri" w:hAnsi="Calibri"/>
+          <w:b/>
+          <w:bCs/>
+          <w:i w:val="false"/>
+          <w:iCs w:val="false"/>
+          <w:color w:val="2A2A2A"/>
+          <w:sz w:val="18"/>
+          <w:szCs w:val="18"/>
+        </w:rPr>
+        <w:t xml:space="preserve">Prevention Over Detection</w:t>
+      </w:r>
+      <w:r>
+        <w:rPr>
+          <w:rFonts w:ascii="Calibri" w:cs="Calibri" w:eastAsia="Calibri" w:hAnsi="Calibri"/>
+          <w:b w:val="false"/>
+          <w:bCs w:val="false"/>
+          <w:i w:val="false"/>
+          <w:iCs w:val="false"/>
+          <w:color w:val="2A2A2A"/>
+          <w:sz w:val="18"/>
+          <w:szCs w:val="18"/>
+        </w:rPr>
+        <w:t xml:space="preserve">.</w:t>
+      </w:r>
+    </w:p>
+    <w:p>
+      <w:pPr>
+        <w:spacing w:after="0" w:before="0" w:line="60"/>
+      </w:pPr>
+      <w:r>
+        <w:t xml:space="preserve"/>
       </w:r>
     </w:p>
     <w:p>
       <w:pPr>
         <w:pBdr>
-          <w:bottom w:val="single" w:color="1B3A5C" w:sz="4" w:space="2"/>
+          <w:bottom w:val="single" w:color="1B3A5C" w:sz="6" w:space="3"/>
         </w:pBdr>
-        <w:spacing w:after="30" w:before="100" w:line="220"/>
+        <w:spacing w:after="50" w:before="160" w:line="260"/>
         <w:jc w:val="left"/>
       </w:pPr>
       <w:r>
@@ -344,8 +412,8 @@
           <w:i w:val="false"/>
           <w:iCs w:val="false"/>
           <w:color w:val="1B3A5C"/>
-          <w:sz w:val="18"/>
-          <w:szCs w:val="18"/>
+          <w:sz w:val="19"/>
+          <w:szCs w:val="19"/>
         </w:rPr>
         <w:t xml:space="preserve">EXPERIENCE</w:t>
       </w:r>
@@ -371,13 +439,13 @@
         </w:tblBorders>
       </w:tblPr>
       <w:tblGrid>
-        <w:gridCol w:w="6400"/>
-        <w:gridCol w:w="2620"/>
+        <w:gridCol w:w="6200"/>
+        <w:gridCol w:w="2820"/>
       </w:tblGrid>
       <w:tr>
         <w:tc>
           <w:tcPr>
-            <w:tcW w:type="dxa" w:w="6400"/>
+            <w:tcW w:type="dxa" w:w="6200"/>
             <w:tcBorders>
               <w:top w:val="none" w:color="FFFFFF" w:sz="0"/>
               <w:left w:val="none" w:color="FFFFFF" w:sz="0"/>
@@ -394,7 +462,7 @@
           </w:tcPr>
           <w:p>
             <w:pPr>
-              <w:spacing w:after="0" w:before="40" w:line="220"/>
+              <w:spacing w:after="0" w:before="50" w:line="260"/>
               <w:jc w:val="left"/>
             </w:pPr>
             <w:r>
@@ -405,8 +473,8 @@
                 <w:i w:val="false"/>
                 <w:iCs w:val="false"/>
                 <w:color w:val="1B3A5C"/>
-                <w:sz w:val="19"/>
-                <w:szCs w:val="19"/>
+                <w:sz w:val="21"/>
+                <w:szCs w:val="21"/>
               </w:rPr>
               <w:t xml:space="preserve">Jifiti</w:t>
             </w:r>
@@ -418,8 +486,8 @@
                 <w:i w:val="false"/>
                 <w:iCs w:val="false"/>
                 <w:color w:val="5A7FA8"/>
-                <w:sz w:val="17"/>
-                <w:szCs w:val="17"/>
+                <w:sz w:val="18"/>
+                <w:szCs w:val="18"/>
               </w:rPr>
               <w:t xml:space="preserve">  ·  </w:t>
             </w:r>
@@ -431,24 +499,17 @@
                 <w:i/>
                 <w:iCs/>
                 <w:color w:val="2A2A2A"/>
-                <w:sz w:val="17"/>
-                <w:szCs w:val="17"/>
+                <w:sz w:val="18"/>
+                <w:szCs w:val="18"/>
               </w:rPr>
               <w:t xml:space="preserve">QA Engineer</w:t>
             </w:r>
-            <w:r>
-              <w:rPr>
-                <w:rFonts w:ascii="Calibri" w:cs="Calibri" w:eastAsia="Calibri" w:hAnsi="Calibri"/>
-                <w:b w:val="false"/>
-                <w:bCs w:val="false"/>
-                <w:i w:val="false"/>
-                <w:iCs w:val="false"/>
-                <w:color w:val="5A7FA8"/>
-                <w:sz w:val="17"/>
-                <w:szCs w:val="17"/>
-              </w:rPr>
-              <w:t xml:space="preserve">  —  </w:t>
-            </w:r>
+          </w:p>
+          <w:p>
+            <w:pPr>
+              <w:spacing w:after="0" w:before="4" w:line="260"/>
+              <w:jc w:val="left"/>
+            </w:pPr>
             <w:r>
               <w:rPr>
                 <w:rFonts w:ascii="Calibri" w:cs="Calibri" w:eastAsia="Calibri" w:hAnsi="Calibri"/>
@@ -466,7 +527,7 @@
         </w:tc>
         <w:tc>
           <w:tcPr>
-            <w:tcW w:type="dxa" w:w="2620"/>
+            <w:tcW w:type="dxa" w:w="2820"/>
             <w:tcBorders>
               <w:top w:val="none" w:color="FFFFFF" w:sz="0"/>
               <w:left w:val="none" w:color="FFFFFF" w:sz="0"/>
@@ -483,7 +544,7 @@
           </w:tcPr>
           <w:p>
             <w:pPr>
-              <w:spacing w:after="0" w:before="40" w:line="220"/>
+              <w:spacing w:after="0" w:before="50" w:line="260"/>
               <w:jc w:val="right"/>
             </w:pPr>
             <w:r>
@@ -503,6 +564,14 @@
         </w:tc>
       </w:tr>
     </w:tbl>
+    <w:p>
+      <w:pPr>
+        <w:spacing w:after="0" w:before="0" w:line="20"/>
+      </w:pPr>
+      <w:r>
+        <w:t xml:space="preserve"/>
+      </w:r>
+    </w:p>
     <w:p>
       <w:pPr>
         <w:pStyle w:val="ListParagraph"/>
@@ -510,7 +579,7 @@
           <w:ilvl w:val="0"/>
           <w:numId w:val="2"/>
         </w:numPr>
-        <w:spacing w:after="12" w:before="12" w:line="232"/>
+        <w:spacing w:after="24" w:before="24" w:line="264"/>
       </w:pPr>
       <w:r>
         <w:rPr>
@@ -520,10 +589,10 @@
           <w:i w:val="false"/>
           <w:iCs w:val="false"/>
           <w:color w:val="2A2A2A"/>
-          <w:sz w:val="17"/>
-          <w:szCs w:val="17"/>
-        </w:rPr>
-        <w:t xml:space="preserve">QA lead across 5+ merchant and lender integrations on a consumer financing platform (fintech)</w:t>
+          <w:sz w:val="18"/>
+          <w:szCs w:val="18"/>
+        </w:rPr>
+        <w:t xml:space="preserve">QA lead across 5+ merchant and lender integrations on a consumer financing platform</w:t>
       </w:r>
     </w:p>
     <w:p>
@@ -533,7 +602,7 @@
           <w:ilvl w:val="0"/>
           <w:numId w:val="2"/>
         </w:numPr>
-        <w:spacing w:after="12" w:before="12" w:line="232"/>
+        <w:spacing w:after="24" w:before="24" w:line="264"/>
       </w:pPr>
       <w:r>
         <w:rPr>
@@ -543,10 +612,10 @@
           <w:i w:val="false"/>
           <w:iCs w:val="false"/>
           <w:color w:val="2A2A2A"/>
-          <w:sz w:val="17"/>
-          <w:szCs w:val="17"/>
-        </w:rPr>
-        <w:t xml:space="preserve">End-to-end testing: loan origination, account management, and third-party lender API validation</w:t>
+          <w:sz w:val="18"/>
+          <w:szCs w:val="18"/>
+        </w:rPr>
+        <w:t xml:space="preserve">E2E flow testing: loan origination, account management, third-party lender API validation</w:t>
       </w:r>
     </w:p>
     <w:p>
@@ -556,7 +625,7 @@
           <w:ilvl w:val="0"/>
           <w:numId w:val="2"/>
         </w:numPr>
-        <w:spacing w:after="12" w:before="12" w:line="232"/>
+        <w:spacing w:after="24" w:before="24" w:line="264"/>
       </w:pPr>
       <w:r>
         <w:rPr>
@@ -566,10 +635,10 @@
           <w:i w:val="false"/>
           <w:iCs w:val="false"/>
           <w:color w:val="2A2A2A"/>
-          <w:sz w:val="17"/>
-          <w:szCs w:val="17"/>
-        </w:rPr>
-        <w:t xml:space="preserve">Log analysis (Coralogix, Kibana), SQL data validation, API testing (Postman, Swagger)</w:t>
+          <w:sz w:val="18"/>
+          <w:szCs w:val="18"/>
+        </w:rPr>
+        <w:t xml:space="preserve">Log analysis (Coralogix, Kibana); SQL data validation; API testing (Postman, Swagger)</w:t>
       </w:r>
     </w:p>
     <w:p>
@@ -579,7 +648,7 @@
           <w:ilvl w:val="0"/>
           <w:numId w:val="2"/>
         </w:numPr>
-        <w:spacing w:after="12" w:before="12" w:line="232"/>
+        <w:spacing w:after="24" w:before="24" w:line="264"/>
       </w:pPr>
       <w:r>
         <w:rPr>
@@ -589,10 +658,10 @@
           <w:i w:val="false"/>
           <w:iCs w:val="false"/>
           <w:color w:val="2A2A2A"/>
-          <w:sz w:val="17"/>
-          <w:szCs w:val="17"/>
-        </w:rPr>
-        <w:t xml:space="preserve">Test execution and management via Cloudbeat (test management platform with built-in runner)</w:t>
+          <w:sz w:val="18"/>
+          <w:szCs w:val="18"/>
+        </w:rPr>
+        <w:t xml:space="preserve">Test management and execution via Cloudbeat (test management platform with built-in runner)</w:t>
       </w:r>
     </w:p>
     <w:p>
@@ -602,7 +671,7 @@
           <w:ilvl w:val="0"/>
           <w:numId w:val="2"/>
         </w:numPr>
-        <w:spacing w:after="12" w:before="12" w:line="232"/>
+        <w:spacing w:after="24" w:before="24" w:line="264"/>
       </w:pPr>
       <w:r>
         <w:rPr>
@@ -612,10 +681,10 @@
           <w:i w:val="false"/>
           <w:iCs w:val="false"/>
           <w:color w:val="2A2A2A"/>
-          <w:sz w:val="17"/>
-          <w:szCs w:val="17"/>
-        </w:rPr>
-        <w:t xml:space="preserve">Beginner-level Playwright; experienced running and analyzing automated regression suites</w:t>
+          <w:sz w:val="18"/>
+          <w:szCs w:val="18"/>
+        </w:rPr>
+        <w:t xml:space="preserve">Beginner-level Playwright scripting; experienced running and analyzing automated suites</w:t>
       </w:r>
     </w:p>
     <w:p>
@@ -625,7 +694,7 @@
           <w:ilvl w:val="0"/>
           <w:numId w:val="2"/>
         </w:numPr>
-        <w:spacing w:after="12" w:before="12" w:line="232"/>
+        <w:spacing w:after="24" w:before="24" w:line="264"/>
       </w:pPr>
       <w:r>
         <w:rPr>
@@ -635,10 +704,10 @@
           <w:i w:val="false"/>
           <w:iCs w:val="false"/>
           <w:color w:val="2A2A2A"/>
-          <w:sz w:val="17"/>
-          <w:szCs w:val="17"/>
-        </w:rPr>
-        <w:t xml:space="preserve">Authored Jifipedia / Confluence articles adopted across the R&amp;D team</w:t>
+          <w:sz w:val="18"/>
+          <w:szCs w:val="18"/>
+        </w:rPr>
+        <w:t xml:space="preserve">Authored internal QA knowledge-base articles (Jifipedia / Confluence) adopted by R&amp;D</w:t>
       </w:r>
     </w:p>
     <w:p>
@@ -648,7 +717,7 @@
           <w:ilvl w:val="0"/>
           <w:numId w:val="2"/>
         </w:numPr>
-        <w:spacing w:after="12" w:before="12" w:line="232"/>
+        <w:spacing w:after="24" w:before="24" w:line="264"/>
       </w:pPr>
       <w:r>
         <w:rPr>
@@ -658,15 +727,15 @@
           <w:i w:val="false"/>
           <w:iCs w:val="false"/>
           <w:color w:val="2A2A2A"/>
-          <w:sz w:val="17"/>
-          <w:szCs w:val="17"/>
-        </w:rPr>
-        <w:t xml:space="preserve">Built internal QA tools (UI Diff vs Figma, knowledge sessions in NotebookLM) using Claude — "vibe coding"</w:t>
-      </w:r>
-    </w:p>
-    <w:p>
-      <w:pPr>
-        <w:spacing w:after="0" w:before="0" w:line="80"/>
+          <w:sz w:val="18"/>
+          <w:szCs w:val="18"/>
+        </w:rPr>
+        <w:t xml:space="preserve">AI tools (Claude, NotebookLM) for test design, documentation, and custom QA tooling</w:t>
+      </w:r>
+    </w:p>
+    <w:p>
+      <w:pPr>
+        <w:spacing w:after="0" w:before="0" w:line="120"/>
       </w:pPr>
       <w:r>
         <w:t xml:space="preserve"/>
@@ -685,13 +754,13 @@
         </w:tblBorders>
       </w:tblPr>
       <w:tblGrid>
-        <w:gridCol w:w="6400"/>
-        <w:gridCol w:w="2620"/>
+        <w:gridCol w:w="6200"/>
+        <w:gridCol w:w="2820"/>
       </w:tblGrid>
       <w:tr>
         <w:tc>
           <w:tcPr>
-            <w:tcW w:type="dxa" w:w="6400"/>
+            <w:tcW w:type="dxa" w:w="6200"/>
             <w:tcBorders>
               <w:top w:val="none" w:color="FFFFFF" w:sz="0"/>
               <w:left w:val="none" w:color="FFFFFF" w:sz="0"/>
@@ -708,7 +777,7 @@
           </w:tcPr>
           <w:p>
             <w:pPr>
-              <w:spacing w:after="0" w:before="40" w:line="220"/>
+              <w:spacing w:after="0" w:before="50" w:line="260"/>
               <w:jc w:val="left"/>
             </w:pPr>
             <w:r>
@@ -719,8 +788,8 @@
                 <w:i w:val="false"/>
                 <w:iCs w:val="false"/>
                 <w:color w:val="1B3A5C"/>
-                <w:sz w:val="19"/>
-                <w:szCs w:val="19"/>
+                <w:sz w:val="21"/>
+                <w:szCs w:val="21"/>
               </w:rPr>
               <w:t xml:space="preserve">Wix</w:t>
             </w:r>
@@ -732,8 +801,8 @@
                 <w:i w:val="false"/>
                 <w:iCs w:val="false"/>
                 <w:color w:val="5A7FA8"/>
-                <w:sz w:val="17"/>
-                <w:szCs w:val="17"/>
+                <w:sz w:val="18"/>
+                <w:szCs w:val="18"/>
               </w:rPr>
               <w:t xml:space="preserve">  ·  </w:t>
             </w:r>
@@ -745,24 +814,17 @@
                 <w:i/>
                 <w:iCs/>
                 <w:color w:val="2A2A2A"/>
-                <w:sz w:val="17"/>
-                <w:szCs w:val="17"/>
+                <w:sz w:val="18"/>
+                <w:szCs w:val="18"/>
               </w:rPr>
               <w:t xml:space="preserve">QA Engineer (Sole QA)</w:t>
             </w:r>
-            <w:r>
-              <w:rPr>
-                <w:rFonts w:ascii="Calibri" w:cs="Calibri" w:eastAsia="Calibri" w:hAnsi="Calibri"/>
-                <w:b w:val="false"/>
-                <w:bCs w:val="false"/>
-                <w:i w:val="false"/>
-                <w:iCs w:val="false"/>
-                <w:color w:val="5A7FA8"/>
-                <w:sz w:val="17"/>
-                <w:szCs w:val="17"/>
-              </w:rPr>
-              <w:t xml:space="preserve">  —  </w:t>
-            </w:r>
+          </w:p>
+          <w:p>
+            <w:pPr>
+              <w:spacing w:after="0" w:before="4" w:line="260"/>
+              <w:jc w:val="left"/>
+            </w:pPr>
             <w:r>
               <w:rPr>
                 <w:rFonts w:ascii="Calibri" w:cs="Calibri" w:eastAsia="Calibri" w:hAnsi="Calibri"/>
@@ -780,7 +842,7 @@
         </w:tc>
         <w:tc>
           <w:tcPr>
-            <w:tcW w:type="dxa" w:w="2620"/>
+            <w:tcW w:type="dxa" w:w="2820"/>
             <w:tcBorders>
               <w:top w:val="none" w:color="FFFFFF" w:sz="0"/>
               <w:left w:val="none" w:color="FFFFFF" w:sz="0"/>
@@ -797,7 +859,7 @@
           </w:tcPr>
           <w:p>
             <w:pPr>
-              <w:spacing w:after="0" w:before="40" w:line="220"/>
+              <w:spacing w:after="0" w:before="50" w:line="260"/>
               <w:jc w:val="right"/>
             </w:pPr>
             <w:r>
@@ -817,6 +879,14 @@
         </w:tc>
       </w:tr>
     </w:tbl>
+    <w:p>
+      <w:pPr>
+        <w:spacing w:after="0" w:before="0" w:line="20"/>
+      </w:pPr>
+      <w:r>
+        <w:t xml:space="preserve"/>
+      </w:r>
+    </w:p>
     <w:p>
       <w:pPr>
         <w:pStyle w:val="ListParagraph"/>
@@ -824,7 +894,7 @@
           <w:ilvl w:val="0"/>
           <w:numId w:val="2"/>
         </w:numPr>
-        <w:spacing w:after="12" w:before="12" w:line="232"/>
+        <w:spacing w:after="24" w:before="24" w:line="264"/>
       </w:pPr>
       <w:r>
         <w:rPr>
@@ -834,10 +904,10 @@
           <w:i w:val="false"/>
           <w:iCs w:val="false"/>
           <w:color w:val="2A2A2A"/>
-          <w:sz w:val="17"/>
-          <w:szCs w:val="17"/>
-        </w:rPr>
-        <w:t xml:space="preserve">Sole QA in a cross-functional squad of 8; owned full test cycle</w:t>
+          <w:sz w:val="18"/>
+          <w:szCs w:val="18"/>
+        </w:rPr>
+        <w:t xml:space="preserve">Sole QA for a cross-functional squad of 8; full test cycle ownership</w:t>
       </w:r>
     </w:p>
     <w:p>
@@ -847,7 +917,7 @@
           <w:ilvl w:val="0"/>
           <w:numId w:val="2"/>
         </w:numPr>
-        <w:spacing w:after="12" w:before="12" w:line="232"/>
+        <w:spacing w:after="24" w:before="24" w:line="264"/>
       </w:pPr>
       <w:r>
         <w:rPr>
@@ -857,15 +927,38 @@
           <w:i w:val="false"/>
           <w:iCs w:val="false"/>
           <w:color w:val="2A2A2A"/>
-          <w:sz w:val="17"/>
-          <w:szCs w:val="17"/>
-        </w:rPr>
-        <w:t xml:space="preserve">Web/mobile manual testing, API (Postman, Fiddler), Selenium + TestProject regression</w:t>
-      </w:r>
-    </w:p>
-    <w:p>
-      <w:pPr>
-        <w:spacing w:after="0" w:before="0" w:line="80"/>
+          <w:sz w:val="18"/>
+          <w:szCs w:val="18"/>
+        </w:rPr>
+        <w:t xml:space="preserve">Web/mobile manual testing, API testing (Postman, Fiddler), third-party integrations</w:t>
+      </w:r>
+    </w:p>
+    <w:p>
+      <w:pPr>
+        <w:pStyle w:val="ListParagraph"/>
+        <w:numPr>
+          <w:ilvl w:val="0"/>
+          <w:numId w:val="2"/>
+        </w:numPr>
+        <w:spacing w:after="24" w:before="24" w:line="264"/>
+      </w:pPr>
+      <w:r>
+        <w:rPr>
+          <w:rFonts w:ascii="Calibri" w:cs="Calibri" w:eastAsia="Calibri" w:hAnsi="Calibri"/>
+          <w:b w:val="false"/>
+          <w:bCs w:val="false"/>
+          <w:i w:val="false"/>
+          <w:iCs w:val="false"/>
+          <w:color w:val="2A2A2A"/>
+          <w:sz w:val="18"/>
+          <w:szCs w:val="18"/>
+        </w:rPr>
+        <w:t xml:space="preserve">Selenium + TestProject — wrote and maintained regression suites</w:t>
+      </w:r>
+    </w:p>
+    <w:p>
+      <w:pPr>
+        <w:spacing w:after="0" w:before="0" w:line="120"/>
       </w:pPr>
       <w:r>
         <w:t xml:space="preserve"/>
@@ -884,13 +977,13 @@
         </w:tblBorders>
       </w:tblPr>
       <w:tblGrid>
-        <w:gridCol w:w="6400"/>
-        <w:gridCol w:w="2620"/>
+        <w:gridCol w:w="6200"/>
+        <w:gridCol w:w="2820"/>
       </w:tblGrid>
       <w:tr>
         <w:tc>
           <w:tcPr>
-            <w:tcW w:type="dxa" w:w="6400"/>
+            <w:tcW w:type="dxa" w:w="6200"/>
             <w:tcBorders>
               <w:top w:val="none" w:color="FFFFFF" w:sz="0"/>
               <w:left w:val="none" w:color="FFFFFF" w:sz="0"/>
@@ -907,7 +1000,7 @@
           </w:tcPr>
           <w:p>
             <w:pPr>
-              <w:spacing w:after="0" w:before="40" w:line="220"/>
+              <w:spacing w:after="0" w:before="50" w:line="260"/>
               <w:jc w:val="left"/>
             </w:pPr>
             <w:r>
@@ -918,8 +1011,8 @@
                 <w:i w:val="false"/>
                 <w:iCs w:val="false"/>
                 <w:color w:val="1B3A5C"/>
-                <w:sz w:val="19"/>
-                <w:szCs w:val="19"/>
+                <w:sz w:val="21"/>
+                <w:szCs w:val="21"/>
               </w:rPr>
               <w:t xml:space="preserve">Hotelbeds</w:t>
             </w:r>
@@ -931,8 +1024,8 @@
                 <w:i w:val="false"/>
                 <w:iCs w:val="false"/>
                 <w:color w:val="5A7FA8"/>
-                <w:sz w:val="17"/>
-                <w:szCs w:val="17"/>
+                <w:sz w:val="18"/>
+                <w:szCs w:val="18"/>
               </w:rPr>
               <w:t xml:space="preserve">  ·  </w:t>
             </w:r>
@@ -944,24 +1037,17 @@
                 <w:i/>
                 <w:iCs/>
                 <w:color w:val="2A2A2A"/>
-                <w:sz w:val="17"/>
-                <w:szCs w:val="17"/>
+                <w:sz w:val="18"/>
+                <w:szCs w:val="18"/>
               </w:rPr>
               <w:t xml:space="preserve">QA Engineer &amp; Scrum Master</w:t>
             </w:r>
-            <w:r>
-              <w:rPr>
-                <w:rFonts w:ascii="Calibri" w:cs="Calibri" w:eastAsia="Calibri" w:hAnsi="Calibri"/>
-                <w:b w:val="false"/>
-                <w:bCs w:val="false"/>
-                <w:i w:val="false"/>
-                <w:iCs w:val="false"/>
-                <w:color w:val="5A7FA8"/>
-                <w:sz w:val="17"/>
-                <w:szCs w:val="17"/>
-              </w:rPr>
-              <w:t xml:space="preserve">  —  </w:t>
-            </w:r>
+          </w:p>
+          <w:p>
+            <w:pPr>
+              <w:spacing w:after="0" w:before="4" w:line="260"/>
+              <w:jc w:val="left"/>
+            </w:pPr>
             <w:r>
               <w:rPr>
                 <w:rFonts w:ascii="Calibri" w:cs="Calibri" w:eastAsia="Calibri" w:hAnsi="Calibri"/>
@@ -979,7 +1065,7 @@
         </w:tc>
         <w:tc>
           <w:tcPr>
-            <w:tcW w:type="dxa" w:w="2620"/>
+            <w:tcW w:type="dxa" w:w="2820"/>
             <w:tcBorders>
               <w:top w:val="none" w:color="FFFFFF" w:sz="0"/>
               <w:left w:val="none" w:color="FFFFFF" w:sz="0"/>
@@ -996,7 +1082,7 @@
           </w:tcPr>
           <w:p>
             <w:pPr>
-              <w:spacing w:after="0" w:before="40" w:line="220"/>
+              <w:spacing w:after="0" w:before="50" w:line="260"/>
               <w:jc w:val="right"/>
             </w:pPr>
             <w:r>
@@ -1016,6 +1102,14 @@
         </w:tc>
       </w:tr>
     </w:tbl>
+    <w:p>
+      <w:pPr>
+        <w:spacing w:after="0" w:before="0" w:line="20"/>
+      </w:pPr>
+      <w:r>
+        <w:t xml:space="preserve"/>
+      </w:r>
+    </w:p>
     <w:p>
       <w:pPr>
         <w:pStyle w:val="ListParagraph"/>
@@ -1023,7 +1117,7 @@
           <w:ilvl w:val="0"/>
           <w:numId w:val="2"/>
         </w:numPr>
-        <w:spacing w:after="12" w:before="12" w:line="232"/>
+        <w:spacing w:after="24" w:before="24" w:line="264"/>
       </w:pPr>
       <w:r>
         <w:rPr>
@@ -1033,38 +1127,15 @@
           <w:i w:val="false"/>
           <w:iCs w:val="false"/>
           <w:color w:val="2A2A2A"/>
-          <w:sz w:val="17"/>
-          <w:szCs w:val="17"/>
-        </w:rPr>
-        <w:t xml:space="preserve">Functional testing for global B2B travel platform; Scrum Master for a team of 12</w:t>
-      </w:r>
-    </w:p>
-    <w:p>
-      <w:pPr>
-        <w:pStyle w:val="ListParagraph"/>
-        <w:numPr>
-          <w:ilvl w:val="0"/>
-          <w:numId w:val="2"/>
-        </w:numPr>
-        <w:spacing w:after="12" w:before="12" w:line="232"/>
-      </w:pPr>
-      <w:r>
-        <w:rPr>
-          <w:rFonts w:ascii="Calibri" w:cs="Calibri" w:eastAsia="Calibri" w:hAnsi="Calibri"/>
-          <w:b w:val="false"/>
-          <w:bCs w:val="false"/>
-          <w:i w:val="false"/>
-          <w:iCs w:val="false"/>
-          <w:color w:val="2A2A2A"/>
-          <w:sz w:val="17"/>
-          <w:szCs w:val="17"/>
-        </w:rPr>
-        <w:t xml:space="preserve">SQL validation, automation results analysis</w:t>
-      </w:r>
-    </w:p>
-    <w:p>
-      <w:pPr>
-        <w:spacing w:after="0" w:before="0" w:line="80"/>
+          <w:sz w:val="18"/>
+          <w:szCs w:val="18"/>
+        </w:rPr>
+        <w:t xml:space="preserve">Functional testing for a global B2B travel platform; Scrum Master for team of 12</w:t>
+      </w:r>
+    </w:p>
+    <w:p>
+      <w:pPr>
+        <w:spacing w:after="0" w:before="0" w:line="120"/>
       </w:pPr>
       <w:r>
         <w:t xml:space="preserve"/>
@@ -1083,13 +1154,13 @@
         </w:tblBorders>
       </w:tblPr>
       <w:tblGrid>
-        <w:gridCol w:w="6400"/>
-        <w:gridCol w:w="2620"/>
+        <w:gridCol w:w="6200"/>
+        <w:gridCol w:w="2820"/>
       </w:tblGrid>
       <w:tr>
         <w:tc>
           <w:tcPr>
-            <w:tcW w:type="dxa" w:w="6400"/>
+            <w:tcW w:type="dxa" w:w="6200"/>
             <w:tcBorders>
               <w:top w:val="none" w:color="FFFFFF" w:sz="0"/>
               <w:left w:val="none" w:color="FFFFFF" w:sz="0"/>
@@ -1106,7 +1177,7 @@
           </w:tcPr>
           <w:p>
             <w:pPr>
-              <w:spacing w:after="0" w:before="40" w:line="220"/>
+              <w:spacing w:after="0" w:before="50" w:line="260"/>
               <w:jc w:val="left"/>
             </w:pPr>
             <w:r>
@@ -1117,8 +1188,8 @@
                 <w:i w:val="false"/>
                 <w:iCs w:val="false"/>
                 <w:color w:val="1B3A5C"/>
-                <w:sz w:val="19"/>
-                <w:szCs w:val="19"/>
+                <w:sz w:val="21"/>
+                <w:szCs w:val="21"/>
               </w:rPr>
               <w:t xml:space="preserve">NCR</w:t>
             </w:r>
@@ -1130,8 +1201,8 @@
                 <w:i w:val="false"/>
                 <w:iCs w:val="false"/>
                 <w:color w:val="5A7FA8"/>
-                <w:sz w:val="17"/>
-                <w:szCs w:val="17"/>
+                <w:sz w:val="18"/>
+                <w:szCs w:val="18"/>
               </w:rPr>
               <w:t xml:space="preserve">  ·  </w:t>
             </w:r>
@@ -1143,24 +1214,17 @@
                 <w:i/>
                 <w:iCs/>
                 <w:color w:val="2A2A2A"/>
-                <w:sz w:val="17"/>
-                <w:szCs w:val="17"/>
+                <w:sz w:val="18"/>
+                <w:szCs w:val="18"/>
               </w:rPr>
               <w:t xml:space="preserve">QA Engineer</w:t>
             </w:r>
-            <w:r>
-              <w:rPr>
-                <w:rFonts w:ascii="Calibri" w:cs="Calibri" w:eastAsia="Calibri" w:hAnsi="Calibri"/>
-                <w:b w:val="false"/>
-                <w:bCs w:val="false"/>
-                <w:i w:val="false"/>
-                <w:iCs w:val="false"/>
-                <w:color w:val="5A7FA8"/>
-                <w:sz w:val="17"/>
-                <w:szCs w:val="17"/>
-              </w:rPr>
-              <w:t xml:space="preserve">  —  </w:t>
-            </w:r>
+          </w:p>
+          <w:p>
+            <w:pPr>
+              <w:spacing w:after="0" w:before="4" w:line="260"/>
+              <w:jc w:val="left"/>
+            </w:pPr>
             <w:r>
               <w:rPr>
                 <w:rFonts w:ascii="Calibri" w:cs="Calibri" w:eastAsia="Calibri" w:hAnsi="Calibri"/>
@@ -1178,7 +1242,7 @@
         </w:tc>
         <w:tc>
           <w:tcPr>
-            <w:tcW w:type="dxa" w:w="2620"/>
+            <w:tcW w:type="dxa" w:w="2820"/>
             <w:tcBorders>
               <w:top w:val="none" w:color="FFFFFF" w:sz="0"/>
               <w:left w:val="none" w:color="FFFFFF" w:sz="0"/>
@@ -1195,7 +1259,7 @@
           </w:tcPr>
           <w:p>
             <w:pPr>
-              <w:spacing w:after="0" w:before="40" w:line="220"/>
+              <w:spacing w:after="0" w:before="50" w:line="260"/>
               <w:jc w:val="right"/>
             </w:pPr>
             <w:r>
@@ -1215,6 +1279,14 @@
         </w:tc>
       </w:tr>
     </w:tbl>
+    <w:p>
+      <w:pPr>
+        <w:spacing w:after="0" w:before="0" w:line="20"/>
+      </w:pPr>
+      <w:r>
+        <w:t xml:space="preserve"/>
+      </w:r>
+    </w:p>
     <w:p>
       <w:pPr>
         <w:pStyle w:val="ListParagraph"/>
@@ -1222,7 +1294,7 @@
           <w:ilvl w:val="0"/>
           <w:numId w:val="2"/>
         </w:numPr>
-        <w:spacing w:after="12" w:before="12" w:line="232"/>
+        <w:spacing w:after="24" w:before="24" w:line="264"/>
       </w:pPr>
       <w:r>
         <w:rPr>
@@ -1232,18 +1304,26 @@
           <w:i w:val="false"/>
           <w:iCs w:val="false"/>
           <w:color w:val="2A2A2A"/>
-          <w:sz w:val="17"/>
-          <w:szCs w:val="17"/>
-        </w:rPr>
-        <w:t xml:space="preserve">Hardware/software integration testing for retail POS; STD/STR/STP documentation</w:t>
+          <w:sz w:val="18"/>
+          <w:szCs w:val="18"/>
+        </w:rPr>
+        <w:t xml:space="preserve">Hardware + software integration testing for retail POS; full test documentation (STD/STR/STP)</w:t>
+      </w:r>
+    </w:p>
+    <w:p>
+      <w:pPr>
+        <w:spacing w:after="0" w:before="0" w:line="60"/>
+      </w:pPr>
+      <w:r>
+        <w:t xml:space="preserve"/>
       </w:r>
     </w:p>
     <w:p>
       <w:pPr>
         <w:pBdr>
-          <w:bottom w:val="single" w:color="1B3A5C" w:sz="4" w:space="2"/>
+          <w:bottom w:val="single" w:color="1B3A5C" w:sz="6" w:space="3"/>
         </w:pBdr>
-        <w:spacing w:after="30" w:before="100" w:line="220"/>
+        <w:spacing w:after="50" w:before="160" w:line="260"/>
         <w:jc w:val="left"/>
       </w:pPr>
       <w:r>
@@ -1254,8 +1334,8 @@
           <w:i w:val="false"/>
           <w:iCs w:val="false"/>
           <w:color w:val="1B3A5C"/>
-          <w:sz w:val="18"/>
-          <w:szCs w:val="18"/>
+          <w:sz w:val="19"/>
+          <w:szCs w:val="19"/>
         </w:rPr>
         <w:t xml:space="preserve">TECHNICAL SKILLS</w:t>
       </w:r>
@@ -1281,13 +1361,13 @@
         </w:tblBorders>
       </w:tblPr>
       <w:tblGrid>
-        <w:gridCol w:w="1700"/>
-        <w:gridCol w:w="7320"/>
+        <w:gridCol w:w="1500"/>
+        <w:gridCol w:w="7520"/>
       </w:tblGrid>
       <w:tr>
         <w:tc>
           <w:tcPr>
-            <w:tcW w:type="dxa" w:w="1700"/>
+            <w:tcW w:type="dxa" w:w="1500"/>
             <w:tcBorders>
               <w:top w:val="none" w:color="FFFFFF" w:sz="0"/>
               <w:left w:val="none" w:color="FFFFFF" w:sz="0"/>
@@ -1295,16 +1375,16 @@
               <w:right w:val="none" w:color="FFFFFF" w:sz="0"/>
             </w:tcBorders>
             <w:tcMar>
-              <w:top w:type="dxa" w:w="16"/>
+              <w:top w:type="dxa" w:w="24"/>
               <w:left w:type="dxa" w:w="0"/>
-              <w:bottom w:type="dxa" w:w="16"/>
+              <w:bottom w:type="dxa" w:w="24"/>
               <w:right w:type="dxa" w:w="0"/>
             </w:tcMar>
             <w:vAlign w:val="top"/>
           </w:tcPr>
           <w:p>
             <w:pPr>
-              <w:spacing w:after="16" w:before="16" w:line="220"/>
+              <w:spacing w:after="24" w:before="24" w:line="260"/>
               <w:jc w:val="left"/>
             </w:pPr>
             <w:r>
@@ -1324,7 +1404,7 @@
         </w:tc>
         <w:tc>
           <w:tcPr>
-            <w:tcW w:type="dxa" w:w="7320"/>
+            <w:tcW w:type="dxa" w:w="7520"/>
             <w:tcBorders>
               <w:top w:val="none" w:color="FFFFFF" w:sz="0"/>
               <w:left w:val="none" w:color="FFFFFF" w:sz="0"/>
@@ -1332,16 +1412,16 @@
               <w:right w:val="none" w:color="FFFFFF" w:sz="0"/>
             </w:tcBorders>
             <w:tcMar>
-              <w:top w:type="dxa" w:w="14"/>
+              <w:top w:type="dxa" w:w="24"/>
               <w:left w:type="dxa" w:w="0"/>
-              <w:bottom w:type="dxa" w:w="14"/>
+              <w:bottom w:type="dxa" w:w="24"/>
               <w:right w:type="dxa" w:w="0"/>
             </w:tcMar>
             <w:vAlign w:val="top"/>
           </w:tcPr>
           <w:p>
             <w:pPr>
-              <w:spacing w:after="14" w:before="14" w:line="220"/>
+              <w:spacing w:after="24" w:before="24" w:line="260"/>
               <w:jc w:val="left"/>
             </w:pPr>
             <w:r>
@@ -1426,13 +1506,13 @@
         </w:tblBorders>
       </w:tblPr>
       <w:tblGrid>
-        <w:gridCol w:w="1700"/>
-        <w:gridCol w:w="7320"/>
+        <w:gridCol w:w="1500"/>
+        <w:gridCol w:w="7520"/>
       </w:tblGrid>
       <w:tr>
         <w:tc>
           <w:tcPr>
-            <w:tcW w:type="dxa" w:w="1700"/>
+            <w:tcW w:type="dxa" w:w="1500"/>
             <w:tcBorders>
               <w:top w:val="none" w:color="FFFFFF" w:sz="0"/>
               <w:left w:val="none" w:color="FFFFFF" w:sz="0"/>
@@ -1440,16 +1520,16 @@
               <w:right w:val="none" w:color="FFFFFF" w:sz="0"/>
             </w:tcBorders>
             <w:tcMar>
-              <w:top w:type="dxa" w:w="16"/>
+              <w:top w:type="dxa" w:w="24"/>
               <w:left w:type="dxa" w:w="0"/>
-              <w:bottom w:type="dxa" w:w="16"/>
+              <w:bottom w:type="dxa" w:w="24"/>
               <w:right w:type="dxa" w:w="0"/>
             </w:tcMar>
             <w:vAlign w:val="top"/>
           </w:tcPr>
           <w:p>
             <w:pPr>
-              <w:spacing w:after="16" w:before="16" w:line="220"/>
+              <w:spacing w:after="24" w:before="24" w:line="260"/>
               <w:jc w:val="left"/>
             </w:pPr>
             <w:r>
@@ -1469,7 +1549,7 @@
         </w:tc>
         <w:tc>
           <w:tcPr>
-            <w:tcW w:type="dxa" w:w="7320"/>
+            <w:tcW w:type="dxa" w:w="7520"/>
             <w:tcBorders>
               <w:top w:val="none" w:color="FFFFFF" w:sz="0"/>
               <w:left w:val="none" w:color="FFFFFF" w:sz="0"/>
@@ -1477,16 +1557,16 @@
               <w:right w:val="none" w:color="FFFFFF" w:sz="0"/>
             </w:tcBorders>
             <w:tcMar>
-              <w:top w:type="dxa" w:w="14"/>
+              <w:top w:type="dxa" w:w="24"/>
               <w:left w:type="dxa" w:w="0"/>
-              <w:bottom w:type="dxa" w:w="14"/>
+              <w:bottom w:type="dxa" w:w="24"/>
               <w:right w:type="dxa" w:w="0"/>
             </w:tcMar>
             <w:vAlign w:val="top"/>
           </w:tcPr>
           <w:p>
             <w:pPr>
-              <w:spacing w:after="14" w:before="14" w:line="220"/>
+              <w:spacing w:after="24" w:before="24" w:line="260"/>
               <w:jc w:val="left"/>
             </w:pPr>
             <w:r>
@@ -1558,13 +1638,13 @@
         </w:tblBorders>
       </w:tblPr>
       <w:tblGrid>
-        <w:gridCol w:w="1700"/>
-        <w:gridCol w:w="7320"/>
+        <w:gridCol w:w="1500"/>
+        <w:gridCol w:w="7520"/>
       </w:tblGrid>
       <w:tr>
         <w:tc>
           <w:tcPr>
-            <w:tcW w:type="dxa" w:w="1700"/>
+            <w:tcW w:type="dxa" w:w="1500"/>
             <w:tcBorders>
               <w:top w:val="none" w:color="FFFFFF" w:sz="0"/>
               <w:left w:val="none" w:color="FFFFFF" w:sz="0"/>
@@ -1572,16 +1652,16 @@
               <w:right w:val="none" w:color="FFFFFF" w:sz="0"/>
             </w:tcBorders>
             <w:tcMar>
-              <w:top w:type="dxa" w:w="16"/>
+              <w:top w:type="dxa" w:w="24"/>
               <w:left w:type="dxa" w:w="0"/>
-              <w:bottom w:type="dxa" w:w="16"/>
+              <w:bottom w:type="dxa" w:w="24"/>
               <w:right w:type="dxa" w:w="0"/>
             </w:tcMar>
             <w:vAlign w:val="top"/>
           </w:tcPr>
           <w:p>
             <w:pPr>
-              <w:spacing w:after="16" w:before="16" w:line="220"/>
+              <w:spacing w:after="24" w:before="24" w:line="260"/>
               <w:jc w:val="left"/>
             </w:pPr>
             <w:r>
@@ -1601,7 +1681,7 @@
         </w:tc>
         <w:tc>
           <w:tcPr>
-            <w:tcW w:type="dxa" w:w="7320"/>
+            <w:tcW w:type="dxa" w:w="7520"/>
             <w:tcBorders>
               <w:top w:val="none" w:color="FFFFFF" w:sz="0"/>
               <w:left w:val="none" w:color="FFFFFF" w:sz="0"/>
@@ -1609,16 +1689,16 @@
               <w:right w:val="none" w:color="FFFFFF" w:sz="0"/>
             </w:tcBorders>
             <w:tcMar>
-              <w:top w:type="dxa" w:w="14"/>
+              <w:top w:type="dxa" w:w="24"/>
               <w:left w:type="dxa" w:w="0"/>
-              <w:bottom w:type="dxa" w:w="14"/>
+              <w:bottom w:type="dxa" w:w="24"/>
               <w:right w:type="dxa" w:w="0"/>
             </w:tcMar>
             <w:vAlign w:val="top"/>
           </w:tcPr>
           <w:p>
             <w:pPr>
-              <w:spacing w:after="14" w:before="14" w:line="220"/>
+              <w:spacing w:after="24" w:before="24" w:line="260"/>
               <w:jc w:val="left"/>
             </w:pPr>
             <w:r>
@@ -1716,13 +1796,13 @@
         </w:tblBorders>
       </w:tblPr>
       <w:tblGrid>
-        <w:gridCol w:w="1700"/>
-        <w:gridCol w:w="7320"/>
+        <w:gridCol w:w="1500"/>
+        <w:gridCol w:w="7520"/>
       </w:tblGrid>
       <w:tr>
         <w:tc>
           <w:tcPr>
-            <w:tcW w:type="dxa" w:w="1700"/>
+            <w:tcW w:type="dxa" w:w="1500"/>
             <w:tcBorders>
               <w:top w:val="none" w:color="FFFFFF" w:sz="0"/>
               <w:left w:val="none" w:color="FFFFFF" w:sz="0"/>
@@ -1730,16 +1810,16 @@
               <w:right w:val="none" w:color="FFFFFF" w:sz="0"/>
             </w:tcBorders>
             <w:tcMar>
-              <w:top w:type="dxa" w:w="16"/>
+              <w:top w:type="dxa" w:w="24"/>
               <w:left w:type="dxa" w:w="0"/>
-              <w:bottom w:type="dxa" w:w="16"/>
+              <w:bottom w:type="dxa" w:w="24"/>
               <w:right w:type="dxa" w:w="0"/>
             </w:tcMar>
             <w:vAlign w:val="top"/>
           </w:tcPr>
           <w:p>
             <w:pPr>
-              <w:spacing w:after="16" w:before="16" w:line="220"/>
+              <w:spacing w:after="24" w:before="24" w:line="260"/>
               <w:jc w:val="left"/>
             </w:pPr>
             <w:r>
@@ -1759,7 +1839,7 @@
         </w:tc>
         <w:tc>
           <w:tcPr>
-            <w:tcW w:type="dxa" w:w="7320"/>
+            <w:tcW w:type="dxa" w:w="7520"/>
             <w:tcBorders>
               <w:top w:val="none" w:color="FFFFFF" w:sz="0"/>
               <w:left w:val="none" w:color="FFFFFF" w:sz="0"/>
@@ -1767,16 +1847,16 @@
               <w:right w:val="none" w:color="FFFFFF" w:sz="0"/>
             </w:tcBorders>
             <w:tcMar>
-              <w:top w:type="dxa" w:w="14"/>
+              <w:top w:type="dxa" w:w="24"/>
               <w:left w:type="dxa" w:w="0"/>
-              <w:bottom w:type="dxa" w:w="14"/>
+              <w:bottom w:type="dxa" w:w="24"/>
               <w:right w:type="dxa" w:w="0"/>
             </w:tcMar>
             <w:vAlign w:val="top"/>
           </w:tcPr>
           <w:p>
             <w:pPr>
-              <w:spacing w:after="14" w:before="14" w:line="220"/>
+              <w:spacing w:after="24" w:before="24" w:line="260"/>
               <w:jc w:val="left"/>
             </w:pPr>
             <w:r>
@@ -1790,7 +1870,7 @@
                 <w:sz w:val="16"/>
                 <w:szCs w:val="16"/>
               </w:rPr>
-              <w:t xml:space="preserve">C#/.NET (test-facing — reads codebase, not a developer)</w:t>
+              <w:t xml:space="preserve">C#/.NET (test-facing, not development)</w:t>
             </w:r>
             <w:r>
               <w:rPr>
@@ -1848,13 +1928,13 @@
         </w:tblBorders>
       </w:tblPr>
       <w:tblGrid>
-        <w:gridCol w:w="1700"/>
-        <w:gridCol w:w="7320"/>
+        <w:gridCol w:w="1500"/>
+        <w:gridCol w:w="7520"/>
       </w:tblGrid>
       <w:tr>
         <w:tc>
           <w:tcPr>
-            <w:tcW w:type="dxa" w:w="1700"/>
+            <w:tcW w:type="dxa" w:w="1500"/>
             <w:tcBorders>
               <w:top w:val="none" w:color="FFFFFF" w:sz="0"/>
               <w:left w:val="none" w:color="FFFFFF" w:sz="0"/>
@@ -1862,16 +1942,16 @@
               <w:right w:val="none" w:color="FFFFFF" w:sz="0"/>
             </w:tcBorders>
             <w:tcMar>
-              <w:top w:type="dxa" w:w="16"/>
+              <w:top w:type="dxa" w:w="24"/>
               <w:left w:type="dxa" w:w="0"/>
-              <w:bottom w:type="dxa" w:w="16"/>
+              <w:bottom w:type="dxa" w:w="24"/>
               <w:right w:type="dxa" w:w="0"/>
             </w:tcMar>
             <w:vAlign w:val="top"/>
           </w:tcPr>
           <w:p>
             <w:pPr>
-              <w:spacing w:after="16" w:before="16" w:line="220"/>
+              <w:spacing w:after="24" w:before="24" w:line="260"/>
               <w:jc w:val="left"/>
             </w:pPr>
             <w:r>
@@ -1891,7 +1971,7 @@
         </w:tc>
         <w:tc>
           <w:tcPr>
-            <w:tcW w:type="dxa" w:w="7320"/>
+            <w:tcW w:type="dxa" w:w="7520"/>
             <w:tcBorders>
               <w:top w:val="none" w:color="FFFFFF" w:sz="0"/>
               <w:left w:val="none" w:color="FFFFFF" w:sz="0"/>
@@ -1899,16 +1979,16 @@
               <w:right w:val="none" w:color="FFFFFF" w:sz="0"/>
             </w:tcBorders>
             <w:tcMar>
-              <w:top w:type="dxa" w:w="14"/>
+              <w:top w:type="dxa" w:w="24"/>
               <w:left w:type="dxa" w:w="0"/>
-              <w:bottom w:type="dxa" w:w="14"/>
+              <w:bottom w:type="dxa" w:w="24"/>
               <w:right w:type="dxa" w:w="0"/>
             </w:tcMar>
             <w:vAlign w:val="top"/>
           </w:tcPr>
           <w:p>
             <w:pPr>
-              <w:spacing w:after="14" w:before="14" w:line="220"/>
+              <w:spacing w:after="24" w:before="24" w:line="260"/>
               <w:jc w:val="left"/>
             </w:pPr>
             <w:r>
@@ -1967,13 +2047,13 @@
         </w:tblBorders>
       </w:tblPr>
       <w:tblGrid>
-        <w:gridCol w:w="1700"/>
-        <w:gridCol w:w="7320"/>
+        <w:gridCol w:w="1500"/>
+        <w:gridCol w:w="7520"/>
       </w:tblGrid>
       <w:tr>
         <w:tc>
           <w:tcPr>
-            <w:tcW w:type="dxa" w:w="1700"/>
+            <w:tcW w:type="dxa" w:w="1500"/>
             <w:tcBorders>
               <w:top w:val="none" w:color="FFFFFF" w:sz="0"/>
               <w:left w:val="none" w:color="FFFFFF" w:sz="0"/>
@@ -1981,16 +2061,16 @@
               <w:right w:val="none" w:color="FFFFFF" w:sz="0"/>
             </w:tcBorders>
             <w:tcMar>
-              <w:top w:type="dxa" w:w="16"/>
+              <w:top w:type="dxa" w:w="24"/>
               <w:left w:type="dxa" w:w="0"/>
-              <w:bottom w:type="dxa" w:w="16"/>
+              <w:bottom w:type="dxa" w:w="24"/>
               <w:right w:type="dxa" w:w="0"/>
             </w:tcMar>
             <w:vAlign w:val="top"/>
           </w:tcPr>
           <w:p>
             <w:pPr>
-              <w:spacing w:after="16" w:before="16" w:line="220"/>
+              <w:spacing w:after="24" w:before="24" w:line="260"/>
               <w:jc w:val="left"/>
             </w:pPr>
             <w:r>
@@ -2010,7 +2090,7 @@
         </w:tc>
         <w:tc>
           <w:tcPr>
-            <w:tcW w:type="dxa" w:w="7320"/>
+            <w:tcW w:type="dxa" w:w="7520"/>
             <w:tcBorders>
               <w:top w:val="none" w:color="FFFFFF" w:sz="0"/>
               <w:left w:val="none" w:color="FFFFFF" w:sz="0"/>
@@ -2018,16 +2098,16 @@
               <w:right w:val="none" w:color="FFFFFF" w:sz="0"/>
             </w:tcBorders>
             <w:tcMar>
-              <w:top w:type="dxa" w:w="14"/>
+              <w:top w:type="dxa" w:w="24"/>
               <w:left w:type="dxa" w:w="0"/>
-              <w:bottom w:type="dxa" w:w="14"/>
+              <w:bottom w:type="dxa" w:w="24"/>
               <w:right w:type="dxa" w:w="0"/>
             </w:tcMar>
             <w:vAlign w:val="top"/>
           </w:tcPr>
           <w:p>
             <w:pPr>
-              <w:spacing w:after="14" w:before="14" w:line="220"/>
+              <w:spacing w:after="24" w:before="24" w:line="260"/>
               <w:jc w:val="left"/>
             </w:pPr>
             <w:r>
@@ -2055,19 +2135,6 @@
                 <w:szCs w:val="16"/>
               </w:rPr>
               <w:t xml:space="preserve">   NotebookLM</w:t>
-            </w:r>
-            <w:r>
-              <w:rPr>
-                <w:rFonts w:ascii="Calibri" w:cs="Calibri" w:eastAsia="Calibri" w:hAnsi="Calibri"/>
-                <w:b w:val="false"/>
-                <w:bCs w:val="false"/>
-                <w:i w:val="false"/>
-                <w:iCs w:val="false"/>
-                <w:color w:val="2A2A2A"/>
-                <w:sz w:val="16"/>
-                <w:szCs w:val="16"/>
-              </w:rPr>
-              <w:t xml:space="preserve">   Vibe coding</w:t>
             </w:r>
             <w:r>
               <w:rPr>
@@ -2099,157 +2166,20 @@
         </w:tc>
       </w:tr>
     </w:tbl>
-    <w:tbl>
-      <w:tblPr>
-        <w:tblW w:type="dxa" w:w="9020"/>
-        <w:tblBorders>
-          <w:top w:val="single" w:color="auto" w:sz="4"/>
-          <w:left w:val="single" w:color="auto" w:sz="4"/>
-          <w:bottom w:val="single" w:color="auto" w:sz="4"/>
-          <w:right w:val="single" w:color="auto" w:sz="4"/>
-          <w:insideH w:val="single" w:color="auto" w:sz="4"/>
-          <w:insideV w:val="single" w:color="auto" w:sz="4"/>
-        </w:tblBorders>
-      </w:tblPr>
-      <w:tblGrid>
-        <w:gridCol w:w="1700"/>
-        <w:gridCol w:w="7320"/>
-      </w:tblGrid>
-      <w:tr>
-        <w:tc>
-          <w:tcPr>
-            <w:tcW w:type="dxa" w:w="1700"/>
-            <w:tcBorders>
-              <w:top w:val="none" w:color="FFFFFF" w:sz="0"/>
-              <w:left w:val="none" w:color="FFFFFF" w:sz="0"/>
-              <w:bottom w:val="none" w:color="FFFFFF" w:sz="0"/>
-              <w:right w:val="none" w:color="FFFFFF" w:sz="0"/>
-            </w:tcBorders>
-            <w:tcMar>
-              <w:top w:type="dxa" w:w="16"/>
-              <w:left w:type="dxa" w:w="0"/>
-              <w:bottom w:type="dxa" w:w="16"/>
-              <w:right w:type="dxa" w:w="0"/>
-            </w:tcMar>
-            <w:vAlign w:val="top"/>
-          </w:tcPr>
-          <w:p>
-            <w:pPr>
-              <w:spacing w:after="16" w:before="16" w:line="220"/>
-              <w:jc w:val="left"/>
-            </w:pPr>
-            <w:r>
-              <w:rPr>
-                <w:rFonts w:ascii="Calibri" w:cs="Calibri" w:eastAsia="Calibri" w:hAnsi="Calibri"/>
-                <w:b/>
-                <w:bCs/>
-                <w:i w:val="false"/>
-                <w:iCs w:val="false"/>
-                <w:color w:val="5A7FA8"/>
-                <w:sz w:val="16"/>
-                <w:szCs w:val="16"/>
-              </w:rPr>
-              <w:t xml:space="preserve">Methodology</w:t>
-            </w:r>
-          </w:p>
-        </w:tc>
-        <w:tc>
-          <w:tcPr>
-            <w:tcW w:type="dxa" w:w="7320"/>
-            <w:tcBorders>
-              <w:top w:val="none" w:color="FFFFFF" w:sz="0"/>
-              <w:left w:val="none" w:color="FFFFFF" w:sz="0"/>
-              <w:bottom w:val="none" w:color="FFFFFF" w:sz="0"/>
-              <w:right w:val="none" w:color="FFFFFF" w:sz="0"/>
-            </w:tcBorders>
-            <w:tcMar>
-              <w:top w:type="dxa" w:w="14"/>
-              <w:left w:type="dxa" w:w="0"/>
-              <w:bottom w:type="dxa" w:w="14"/>
-              <w:right w:type="dxa" w:w="0"/>
-            </w:tcMar>
-            <w:vAlign w:val="top"/>
-          </w:tcPr>
-          <w:p>
-            <w:pPr>
-              <w:spacing w:after="14" w:before="14" w:line="220"/>
-              <w:jc w:val="left"/>
-            </w:pPr>
-            <w:r>
-              <w:rPr>
-                <w:rFonts w:ascii="Calibri" w:cs="Calibri" w:eastAsia="Calibri" w:hAnsi="Calibri"/>
-                <w:b w:val="false"/>
-                <w:bCs w:val="false"/>
-                <w:i w:val="false"/>
-                <w:iCs w:val="false"/>
-                <w:color w:val="2A2A2A"/>
-                <w:sz w:val="16"/>
-                <w:szCs w:val="16"/>
-              </w:rPr>
-              <w:t xml:space="preserve">E2E</w:t>
-            </w:r>
-            <w:r>
-              <w:rPr>
-                <w:rFonts w:ascii="Calibri" w:cs="Calibri" w:eastAsia="Calibri" w:hAnsi="Calibri"/>
-                <w:b w:val="false"/>
-                <w:bCs w:val="false"/>
-                <w:i w:val="false"/>
-                <w:iCs w:val="false"/>
-                <w:color w:val="2A2A2A"/>
-                <w:sz w:val="16"/>
-                <w:szCs w:val="16"/>
-              </w:rPr>
-              <w:t xml:space="preserve">   API</w:t>
-            </w:r>
-            <w:r>
-              <w:rPr>
-                <w:rFonts w:ascii="Calibri" w:cs="Calibri" w:eastAsia="Calibri" w:hAnsi="Calibri"/>
-                <w:b w:val="false"/>
-                <w:bCs w:val="false"/>
-                <w:i w:val="false"/>
-                <w:iCs w:val="false"/>
-                <w:color w:val="2A2A2A"/>
-                <w:sz w:val="16"/>
-                <w:szCs w:val="16"/>
-              </w:rPr>
-              <w:t xml:space="preserve">   UAT</w:t>
-            </w:r>
-            <w:r>
-              <w:rPr>
-                <w:rFonts w:ascii="Calibri" w:cs="Calibri" w:eastAsia="Calibri" w:hAnsi="Calibri"/>
-                <w:b w:val="false"/>
-                <w:bCs w:val="false"/>
-                <w:i w:val="false"/>
-                <w:iCs w:val="false"/>
-                <w:color w:val="2A2A2A"/>
-                <w:sz w:val="16"/>
-                <w:szCs w:val="16"/>
-              </w:rPr>
-              <w:t xml:space="preserve">   Regression</w:t>
-            </w:r>
-            <w:r>
-              <w:rPr>
-                <w:rFonts w:ascii="Calibri" w:cs="Calibri" w:eastAsia="Calibri" w:hAnsi="Calibri"/>
-                <w:b w:val="false"/>
-                <w:bCs w:val="false"/>
-                <w:i w:val="false"/>
-                <w:iCs w:val="false"/>
-                <w:color w:val="2A2A2A"/>
-                <w:sz w:val="16"/>
-                <w:szCs w:val="16"/>
-              </w:rPr>
-              <w:t xml:space="preserve">   Agile/Scrum</w:t>
-            </w:r>
-          </w:p>
-        </w:tc>
-      </w:tr>
-    </w:tbl>
+    <w:p>
+      <w:pPr>
+        <w:spacing w:after="0" w:before="0" w:line="60"/>
+      </w:pPr>
+      <w:r>
+        <w:t xml:space="preserve"/>
+      </w:r>
+    </w:p>
     <w:p>
       <w:pPr>
         <w:pBdr>
-          <w:bottom w:val="single" w:color="1B3A5C" w:sz="4" w:space="2"/>
+          <w:bottom w:val="single" w:color="1B3A5C" w:sz="6" w:space="3"/>
         </w:pBdr>
-        <w:spacing w:after="30" w:before="100" w:line="220"/>
+        <w:spacing w:after="50" w:before="160" w:line="260"/>
         <w:jc w:val="left"/>
       </w:pPr>
       <w:r>
@@ -2260,8 +2190,8 @@
           <w:i w:val="false"/>
           <w:iCs w:val="false"/>
           <w:color w:val="1B3A5C"/>
-          <w:sz w:val="18"/>
-          <w:szCs w:val="18"/>
+          <w:sz w:val="19"/>
+          <w:szCs w:val="19"/>
         </w:rPr>
         <w:t xml:space="preserve">EDUCATION</w:t>
       </w:r>
@@ -2310,7 +2240,7 @@
           </w:tcPr>
           <w:p>
             <w:pPr>
-              <w:spacing w:after="0" w:before="16" w:line="220"/>
+              <w:spacing w:after="0" w:before="22" w:line="260"/>
               <w:jc w:val="left"/>
             </w:pPr>
             <w:r>
@@ -2321,10 +2251,10 @@
                 <w:i w:val="false"/>
                 <w:iCs w:val="false"/>
                 <w:color w:val="2A2A2A"/>
-                <w:sz w:val="17"/>
-                <w:szCs w:val="17"/>
-              </w:rPr>
-              <w:t xml:space="preserve">Automation Full-Stack Course (90 hrs) – QAExperts College</w:t>
+                <w:sz w:val="18"/>
+                <w:szCs w:val="18"/>
+              </w:rPr>
+              <w:t xml:space="preserve">Automation Full-Stack Course (90 hrs) – QAExperts</w:t>
             </w:r>
           </w:p>
         </w:tc>
@@ -2347,7 +2277,7 @@
           </w:tcPr>
           <w:p>
             <w:pPr>
-              <w:spacing w:after="0" w:before="16" w:line="220"/>
+              <w:spacing w:after="0" w:before="22" w:line="260"/>
               <w:jc w:val="right"/>
             </w:pPr>
             <w:r>
@@ -2386,7 +2316,7 @@
           </w:tcPr>
           <w:p>
             <w:pPr>
-              <w:spacing w:after="0" w:before="12" w:line="220"/>
+              <w:spacing w:after="0" w:before="16" w:line="260"/>
               <w:jc w:val="left"/>
             </w:pPr>
             <w:r>
@@ -2397,10 +2327,10 @@
                 <w:i w:val="false"/>
                 <w:iCs w:val="false"/>
                 <w:color w:val="2A2A2A"/>
-                <w:sz w:val="17"/>
-                <w:szCs w:val="17"/>
-              </w:rPr>
-              <w:t xml:space="preserve">QA Engineering Course (360 hrs) – Experis College</w:t>
+                <w:sz w:val="18"/>
+                <w:szCs w:val="18"/>
+              </w:rPr>
+              <w:t xml:space="preserve">QA Engineering Course (360 hrs) – Experis</w:t>
             </w:r>
           </w:p>
         </w:tc>
@@ -2423,7 +2353,7 @@
           </w:tcPr>
           <w:p>
             <w:pPr>
-              <w:spacing w:after="0" w:before="12" w:line="220"/>
+              <w:spacing w:after="0" w:before="16" w:line="260"/>
               <w:jc w:val="right"/>
             </w:pPr>
             <w:r>
@@ -2462,7 +2392,7 @@
           </w:tcPr>
           <w:p>
             <w:pPr>
-              <w:spacing w:after="0" w:before="12" w:line="220"/>
+              <w:spacing w:after="0" w:before="16" w:line="260"/>
               <w:jc w:val="left"/>
             </w:pPr>
             <w:r>
@@ -2473,8 +2403,8 @@
                 <w:i w:val="false"/>
                 <w:iCs w:val="false"/>
                 <w:color w:val="2A2A2A"/>
-                <w:sz w:val="17"/>
-                <w:szCs w:val="17"/>
+                <w:sz w:val="18"/>
+                <w:szCs w:val="18"/>
               </w:rPr>
               <w:t xml:space="preserve">B.Ed with Distinction – Hemdat Hadarom College</w:t>
             </w:r>
@@ -2499,7 +2429,7 @@
           </w:tcPr>
           <w:p>
             <w:pPr>
-              <w:spacing w:after="0" w:before="12" w:line="220"/>
+              <w:spacing w:after="0" w:before="16" w:line="260"/>
               <w:jc w:val="right"/>
             </w:pPr>
             <w:r>
@@ -2521,10 +2451,18 @@
     </w:tbl>
     <w:p>
       <w:pPr>
+        <w:spacing w:after="0" w:before="0" w:line="60"/>
+      </w:pPr>
+      <w:r>
+        <w:t xml:space="preserve"/>
+      </w:r>
+    </w:p>
+    <w:p>
+      <w:pPr>
         <w:pBdr>
-          <w:bottom w:val="single" w:color="1B3A5C" w:sz="4" w:space="2"/>
+          <w:bottom w:val="single" w:color="1B3A5C" w:sz="6" w:space="3"/>
         </w:pBdr>
-        <w:spacing w:after="30" w:before="100" w:line="220"/>
+        <w:spacing w:after="50" w:before="160" w:line="260"/>
         <w:jc w:val="left"/>
       </w:pPr>
       <w:r>
@@ -2535,8 +2473,8 @@
           <w:i w:val="false"/>
           <w:iCs w:val="false"/>
           <w:color w:val="1B3A5C"/>
-          <w:sz w:val="18"/>
-          <w:szCs w:val="18"/>
+          <w:sz w:val="19"/>
+          <w:szCs w:val="19"/>
         </w:rPr>
         <w:t xml:space="preserve">LANGUAGES</w:t>
       </w:r>
@@ -2551,7 +2489,7 @@
     </w:p>
     <w:p>
       <w:pPr>
-        <w:spacing w:after="0" w:before="0" w:line="220"/>
+        <w:spacing w:after="0" w:before="0" w:line="260"/>
         <w:jc w:val="left"/>
       </w:pPr>
       <w:r>
@@ -2562,8 +2500,8 @@
           <w:i w:val="false"/>
           <w:iCs w:val="false"/>
           <w:color w:val="2A2A2A"/>
-          <w:sz w:val="17"/>
-          <w:szCs w:val="17"/>
+          <w:sz w:val="18"/>
+          <w:szCs w:val="18"/>
         </w:rPr>
         <w:t xml:space="preserve">Hebrew</w:t>
       </w:r>
@@ -2575,8 +2513,8 @@
           <w:i w:val="false"/>
           <w:iCs w:val="false"/>
           <w:color w:val="2A2A2A"/>
-          <w:sz w:val="17"/>
-          <w:szCs w:val="17"/>
+          <w:sz w:val="18"/>
+          <w:szCs w:val="18"/>
         </w:rPr>
         <w:t xml:space="preserve"> — Native     </w:t>
       </w:r>
@@ -2588,8 +2526,8 @@
           <w:i w:val="false"/>
           <w:iCs w:val="false"/>
           <w:color w:val="2A2A2A"/>
-          <w:sz w:val="17"/>
-          <w:szCs w:val="17"/>
+          <w:sz w:val="18"/>
+          <w:szCs w:val="18"/>
         </w:rPr>
         <w:t xml:space="preserve">English</w:t>
       </w:r>
@@ -2601,15 +2539,42 @@
           <w:i w:val="false"/>
           <w:iCs w:val="false"/>
           <w:color w:val="2A2A2A"/>
-          <w:sz w:val="17"/>
-          <w:szCs w:val="17"/>
+          <w:sz w:val="18"/>
+          <w:szCs w:val="18"/>
         </w:rPr>
         <w:t xml:space="preserve"> — Professional Proficiency</w:t>
+      </w:r>
+    </w:p>
+    <w:p>
+      <w:pPr>
+        <w:spacing w:after="0" w:before="0" w:line="200"/>
+      </w:pPr>
+      <w:r>
+        <w:t xml:space="preserve"/>
+      </w:r>
+    </w:p>
+    <w:p>
+      <w:pPr>
+        <w:spacing w:after="0" w:before="0" w:line="260"/>
+        <w:jc w:val="center"/>
+      </w:pPr>
+      <w:r>
+        <w:rPr>
+          <w:rFonts w:ascii="Calibri" w:cs="Calibri" w:eastAsia="Calibri" w:hAnsi="Calibri"/>
+          <w:b w:val="false"/>
+          <w:bCs w:val="false"/>
+          <w:i/>
+          <w:iCs/>
+          <w:color w:val="5A7FA8"/>
+          <w:sz w:val="15"/>
+          <w:szCs w:val="15"/>
+        </w:rPr>
+        <w:t xml:space="preserve">References available upon request  ·  Portfolio: aviorh-world.github.io/QAME</w:t>
       </w:r>
     </w:p>
     <w:sectPr>
       <w:pgSz w:w="11906" w:h="16838" w:orient="portrait"/>
-      <w:pgMar w:top="540" w:right="860" w:bottom="540" w:left="860" w:header="708" w:footer="708" w:gutter="0"/>
+      <w:pgMar w:top="500" w:right="720" w:bottom="540" w:left="720" w:header="708" w:footer="708" w:gutter="0"/>
       <w:pgNumType/>
       <w:docGrid w:linePitch="360"/>
     </w:sectPr>
@@ -2789,7 +2754,7 @@
       <w:lvlText w:val="–"/>
       <w:lvlJc w:val="left"/>
       <w:pPr>
-        <w:ind w:left="320" w:hanging="180"/>
+        <w:ind w:left="360" w:hanging="180"/>
       </w:pPr>
     </w:lvl>
   </w:abstractNum>
@@ -2815,8 +2780,8 @@
       <w:rPr>
         <w:rFonts w:ascii="Calibri" w:cs="Calibri" w:eastAsia="Calibri" w:hAnsi="Calibri"/>
         <w:color w:val="2A2A2A"/>
-        <w:sz w:val="18"/>
-        <w:szCs w:val="18"/>
+        <w:sz w:val="20"/>
+        <w:szCs w:val="20"/>
       </w:rPr>
     </w:rPrDefault>
     <w:pPrDefault/>
